--- a/workspace_data/outputs/smoke.docx
+++ b/workspace_data/outputs/smoke.docx
@@ -459,6 +459,9 @@
     <w:name w:val="Normal"/>
     <w:qFormat/>
     <w:rsid w:val="00FC693F"/>
+    <w:rPr>
+      <w:rFonts w:ascii="Arial" w:hAnsi="Arial"/>
+    </w:rPr>
   </w:style>
   <w:style w:type="paragraph" w:styleId="Header">
     <w:name w:val="header"/>
